--- a/apps/staff/src/core/Paperwork/US_TN/CustodyReclassification/custody_reclassification_cover_sheet.docx
+++ b/apps/staff/src/core/Paperwork/US_TN/CustodyReclassification/custody_reclassification_cover_sheet.docx
@@ -2042,13 +2042,6 @@
           <w:rFonts w:ascii="Consolas" w:eastAsia="Consolas" w:hAnsi="Consolas" w:cs="Consolas"/>
         </w:rPr>
       </w:pPr>
-    </w:p>
-    <w:p>
-      <w:pPr>
-        <w:rPr>
-          <w:rFonts w:ascii="Consolas" w:eastAsia="Consolas" w:hAnsi="Consolas" w:cs="Consolas"/>
-        </w:rPr>
-      </w:pPr>
       <w:r>
         <w:rPr>
           <w:rFonts w:ascii="Consolas" w:eastAsia="Consolas" w:hAnsi="Consolas" w:cs="Consolas"/>
@@ -2266,7 +2259,6 @@
           <w:u w:val="single"/>
           <w:lang w:val="en-US"/>
         </w:rPr>
-        <w:lastRenderedPageBreak/>
         <w:t>{</w:t>
       </w:r>
       <w:proofErr w:type="spellStart"/>

--- a/apps/staff/src/core/Paperwork/US_TN/CustodyReclassification/custody_reclassification_cover_sheet.docx
+++ b/apps/staff/src/core/Paperwork/US_TN/CustodyReclassification/custody_reclassification_cover_sheet.docx
@@ -1582,14 +1582,7 @@
         <w:rPr>
           <w:rFonts w:ascii="Consolas" w:eastAsia="Consolas" w:hAnsi="Consolas" w:cs="Consolas"/>
         </w:rPr>
-        <w:t xml:space="preserve">Appeal: </w:t>
-      </w:r>
-      <w:proofErr w:type="gramStart"/>
-      <w:r>
-        <w:rPr>
-          <w:rFonts w:ascii="Consolas" w:eastAsia="Consolas" w:hAnsi="Consolas" w:cs="Consolas"/>
-        </w:rPr>
-        <w:t>Yes</w:t>
+        <w:t>Appeal: Yes</w:t>
       </w:r>
       <w:r>
         <w:rPr>
@@ -1632,7 +1625,6 @@
         </w:rPr>
         <w:t>No</w:t>
       </w:r>
-      <w:proofErr w:type="gramEnd"/>
       <w:r>
         <w:rPr>
           <w:rFonts w:ascii="Consolas" w:eastAsia="Consolas" w:hAnsi="Consolas" w:cs="Consolas"/>
@@ -1644,7 +1636,21 @@
           <w:rFonts w:ascii="Consolas" w:eastAsia="Consolas" w:hAnsi="Consolas" w:cs="Consolas"/>
           <w:u w:val="single"/>
         </w:rPr>
-        <w:t xml:space="preserve"> {</w:t>
+        <w:t xml:space="preserve"> </w:t>
+      </w:r>
+      <w:r>
+        <w:rPr>
+          <w:rFonts w:ascii="Consolas" w:eastAsia="Consolas" w:hAnsi="Consolas" w:cs="Consolas"/>
+          <w:u w:val="single"/>
+        </w:rPr>
+        <w:t xml:space="preserve"> </w:t>
+      </w:r>
+      <w:r>
+        <w:rPr>
+          <w:rFonts w:ascii="Consolas" w:eastAsia="Consolas" w:hAnsi="Consolas" w:cs="Consolas"/>
+          <w:u w:val="single"/>
+        </w:rPr>
+        <w:t>{</w:t>
       </w:r>
       <w:proofErr w:type="spellStart"/>
       <w:r>
@@ -1660,21 +1666,7 @@
           <w:rFonts w:ascii="Consolas" w:eastAsia="Consolas" w:hAnsi="Consolas" w:cs="Consolas"/>
           <w:u w:val="single"/>
         </w:rPr>
-        <w:t xml:space="preserve">} </w:t>
-      </w:r>
-      <w:r>
-        <w:rPr>
-          <w:rFonts w:ascii="Consolas" w:eastAsia="Consolas" w:hAnsi="Consolas" w:cs="Consolas"/>
-          <w:u w:val="single"/>
-        </w:rPr>
-        <w:t xml:space="preserve"> </w:t>
-      </w:r>
-      <w:r>
-        <w:rPr>
-          <w:rFonts w:ascii="Consolas" w:eastAsia="Consolas" w:hAnsi="Consolas" w:cs="Consolas"/>
-          <w:u w:val="single"/>
-        </w:rPr>
-        <w:t xml:space="preserve"> </w:t>
+        <w:t>}</w:t>
       </w:r>
     </w:p>
     <w:p>
